--- a/Stjernekort/testdata/esdh/13. Bilag 04_Afprøvning.docx
+++ b/Stjernekort/testdata/esdh/13. Bilag 04_Afprøvning.docx
@@ -5475,7 +5475,7 @@
         <w:fldChar w:fldCharType="separate"/>
       </w:r>
       <w:r>
-        <w:t>2.1</w:t>
+        <w:t>3.1</w:t>
       </w:r>
       <w:r>
         <w:fldChar w:fldCharType="end"/>
@@ -6337,7 +6337,7 @@
         <w:fldChar w:fldCharType="separate"/>
       </w:r>
       <w:r>
-        <w:t>4.3</w:t>
+        <w:t>5.3</w:t>
       </w:r>
       <w:r>
         <w:fldChar w:fldCharType="end"/>

--- a/Stjernekort/testdata/esdh/13. Bilag 04_Afprøvning.docx
+++ b/Stjernekort/testdata/esdh/13. Bilag 04_Afprøvning.docx
@@ -5475,7 +5475,7 @@
         <w:fldChar w:fldCharType="separate"/>
       </w:r>
       <w:r>
-        <w:t>3.1</w:t>
+        <w:t>2.1</w:t>
       </w:r>
       <w:r>
         <w:fldChar w:fldCharType="end"/>
@@ -6337,7 +6337,7 @@
         <w:fldChar w:fldCharType="separate"/>
       </w:r>
       <w:r>
-        <w:t>5.3</w:t>
+        <w:t>4.3</w:t>
       </w:r>
       <w:r>
         <w:fldChar w:fldCharType="end"/>
